--- a/primary/year4/science/autumn/states-of-matter/Y4_StatesOfMatter_SoW_and_Plans.docx
+++ b/primary/year4/science/autumn/states-of-matter/Y4_StatesOfMatter_SoW_and_Plans.docx
@@ -42,7 +42,7 @@
           <w:sz w:val="20"/>
           <w:szCs w:val="20"/>
         </w:rPr>
-        <w:t xml:space="preserve">Year 4 Science · Autumn 1.1</w:t>
+        <w:t xml:space="preserve">Year 4 Science · Autumn 1.2</w:t>
       </w:r>
     </w:p>
     <w:p>
